--- a/testakten/insolvenz-asset-deal-chaincortex-ai-berlin/06_glaeubigerausschuss-zustimmung-160-inso.docx
+++ b/testakten/insolvenz-asset-deal-chaincortex-ai-berlin/06_glaeubigerausschuss-zustimmung-160-inso.docx
@@ -1371,7 +1371,7 @@
         <w:pStyle w:val="ListBullet"/>
       </w:pPr>
       <w:r>
-        <w:t>Anlage E: § 60-InsO-Pflichtverletzungs-Risikomatrix (intern, nicht beigefügt)</w:t>
+        <w:t>Anlage E: interne Risikomatrix zu möglichen Pflichtverletzungen nach Paragraf 60 InsO, in der Verwalterhandakte vollständig abgelegt und dem Gläubigerausschuss in der Sitzung erläutert.</w:t>
       </w:r>
     </w:p>
     <w:sectPr>

--- a/testakten/insolvenz-asset-deal-chaincortex-ai-berlin/06_glaeubigerausschuss-zustimmung-160-inso.docx
+++ b/testakten/insolvenz-asset-deal-chaincortex-ai-berlin/06_glaeubigerausschuss-zustimmung-160-inso.docx
@@ -5,16 +5,20 @@
     <w:p>
       <w:pPr>
         <w:pStyle w:val="Heading1"/>
+        <w:spacing w:after="160" w:line="259" w:lineRule="auto"/>
       </w:pPr>
       <w:r>
         <w:rPr>
           <w:rFonts w:ascii="Times New Roman" w:hAnsi="Times New Roman"/>
+          <w:b/>
+          <w:sz w:val="28"/>
         </w:rPr>
         <w:t>06 — Beschlussvorlage Gläubigerausschuss (§§ 160, 162 InsO)</w:t>
       </w:r>
     </w:p>
     <w:p>
       <w:pPr>
+        <w:spacing w:line="259" w:lineRule="auto" w:after="60"/>
         <w:jc w:val="left"/>
       </w:pPr>
       <w:r>
@@ -29,60 +33,94 @@
     </w:p>
     <w:p>
       <w:pPr>
+        <w:spacing w:before="120" w:after="60" w:line="259" w:lineRule="auto"/>
         <w:jc w:val="left"/>
       </w:pPr>
       <w:r>
         <w:rPr>
+          <w:rFonts w:ascii="Times New Roman" w:hAnsi="Times New Roman"/>
           <w:b/>
+          <w:sz w:val="22"/>
         </w:rPr>
         <w:t>Verfasser:</w:t>
       </w:r>
       <w:r>
+        <w:rPr>
+          <w:rFonts w:ascii="Times New Roman" w:hAnsi="Times New Roman"/>
+          <w:b/>
+          <w:sz w:val="22"/>
+        </w:rPr>
         <w:t xml:space="preserve"> RA Dr. Konrad Vorberg, Insolvenzverwalter</w:t>
       </w:r>
     </w:p>
     <w:p>
       <w:pPr>
+        <w:spacing w:before="120" w:after="60" w:line="259" w:lineRule="auto"/>
         <w:jc w:val="left"/>
       </w:pPr>
       <w:r>
         <w:rPr>
-          <w:b/>
+          <w:rFonts w:ascii="Times New Roman" w:hAnsi="Times New Roman"/>
+          <w:b w:val="0"/>
+          <w:i w:val="0"/>
+          <w:sz w:val="22"/>
         </w:rPr>
         <w:t>Datum:</w:t>
       </w:r>
       <w:r>
+        <w:rPr>
+          <w:rFonts w:ascii="Times New Roman" w:hAnsi="Times New Roman"/>
+          <w:b w:val="0"/>
+          <w:i w:val="0"/>
+          <w:sz w:val="22"/>
+        </w:rPr>
         <w:t xml:space="preserve"> 12.06.2026</w:t>
       </w:r>
     </w:p>
     <w:p>
       <w:pPr>
+        <w:spacing w:before="120" w:after="60" w:line="259" w:lineRule="auto"/>
         <w:jc w:val="left"/>
       </w:pPr>
       <w:r>
         <w:rPr>
+          <w:rFonts w:ascii="Times New Roman" w:hAnsi="Times New Roman"/>
           <w:b/>
+          <w:sz w:val="22"/>
         </w:rPr>
         <w:t>Sitzung:</w:t>
       </w:r>
       <w:r>
+        <w:rPr>
+          <w:rFonts w:ascii="Times New Roman" w:hAnsi="Times New Roman"/>
+          <w:b/>
+          <w:sz w:val="22"/>
+        </w:rPr>
         <w:t xml:space="preserve"> 17.06.2026, 10:00 Uhr, AG Charlottenburg, Saal 4188</w:t>
       </w:r>
     </w:p>
-    <w:p/>
+    <w:p>
+      <w:pPr>
+        <w:spacing w:line="259" w:lineRule="auto" w:after="60"/>
+      </w:pPr>
+    </w:p>
     <w:p>
       <w:pPr>
         <w:pStyle w:val="Heading2"/>
+        <w:spacing w:before="120" w:after="60" w:line="259" w:lineRule="auto"/>
       </w:pPr>
       <w:r>
         <w:rPr>
           <w:rFonts w:ascii="Times New Roman" w:hAnsi="Times New Roman"/>
+          <w:b/>
+          <w:sz w:val="22"/>
         </w:rPr>
         <w:t>I. Beschlussgegenstand</w:t>
       </w:r>
     </w:p>
     <w:p>
       <w:pPr>
+        <w:spacing w:line="259" w:lineRule="auto" w:after="60"/>
         <w:jc w:val="left"/>
       </w:pPr>
       <w:r>
@@ -103,6 +141,7 @@
     </w:p>
     <w:p>
       <w:pPr>
+        <w:spacing w:line="259" w:lineRule="auto" w:after="60"/>
         <w:jc w:val="left"/>
       </w:pPr>
       <w:r>
@@ -130,6 +169,7 @@
     <w:p>
       <w:pPr>
         <w:pStyle w:val="ListBullet"/>
+        <w:spacing w:line="259" w:lineRule="auto" w:after="60"/>
       </w:pPr>
       <w:r>
         <w:t xml:space="preserve">Voracis ist </w:t>
@@ -156,6 +196,7 @@
     <w:p>
       <w:pPr>
         <w:pStyle w:val="ListBullet"/>
+        <w:spacing w:line="259" w:lineRule="auto" w:after="60"/>
       </w:pPr>
       <w:r>
         <w:rPr>
@@ -170,6 +211,7 @@
     <w:p>
       <w:pPr>
         <w:pStyle w:val="ListBullet"/>
+        <w:spacing w:line="259" w:lineRule="auto" w:after="60"/>
       </w:pPr>
       <w:r>
         <w:rPr>
@@ -183,6 +225,7 @@
     </w:p>
     <w:p>
       <w:pPr>
+        <w:spacing w:line="259" w:lineRule="auto" w:after="60"/>
         <w:jc w:val="left"/>
       </w:pPr>
       <w:r>
@@ -201,6 +244,7 @@
     <w:p>
       <w:pPr>
         <w:pStyle w:val="Heading2"/>
+        <w:spacing w:line="259" w:lineRule="auto" w:after="60"/>
       </w:pPr>
       <w:r>
         <w:rPr>
@@ -491,6 +535,7 @@
     </w:tbl>
     <w:p>
       <w:pPr>
+        <w:spacing w:line="259" w:lineRule="auto" w:after="60"/>
         <w:jc w:val="left"/>
       </w:pPr>
       <w:r>
@@ -506,6 +551,7 @@
     <w:p>
       <w:pPr>
         <w:pStyle w:val="Heading2"/>
+        <w:spacing w:line="259" w:lineRule="auto" w:after="60"/>
       </w:pPr>
       <w:r>
         <w:rPr>
@@ -710,6 +756,7 @@
     <w:p>
       <w:pPr>
         <w:pStyle w:val="Heading2"/>
+        <w:spacing w:line="259" w:lineRule="auto" w:after="60"/>
       </w:pPr>
       <w:r>
         <w:rPr>
@@ -721,6 +768,7 @@
     <w:p>
       <w:pPr>
         <w:pStyle w:val="ListBullet"/>
+        <w:spacing w:line="259" w:lineRule="auto" w:after="60"/>
       </w:pPr>
       <w:r>
         <w:rPr>
@@ -744,6 +792,7 @@
     <w:p>
       <w:pPr>
         <w:pStyle w:val="ListBullet"/>
+        <w:spacing w:line="259" w:lineRule="auto" w:after="60"/>
       </w:pPr>
       <w:r>
         <w:rPr>
@@ -758,6 +807,7 @@
     <w:p>
       <w:pPr>
         <w:pStyle w:val="ListBullet"/>
+        <w:spacing w:line="259" w:lineRule="auto" w:after="60"/>
       </w:pPr>
       <w:r>
         <w:rPr>
@@ -772,6 +822,7 @@
     <w:p>
       <w:pPr>
         <w:pStyle w:val="ListBullet"/>
+        <w:spacing w:line="259" w:lineRule="auto" w:after="60"/>
       </w:pPr>
       <w:r>
         <w:rPr>
@@ -792,6 +843,7 @@
     <w:p>
       <w:pPr>
         <w:pStyle w:val="Heading2"/>
+        <w:spacing w:line="259" w:lineRule="auto" w:after="60"/>
       </w:pPr>
       <w:r>
         <w:rPr>
@@ -802,6 +854,7 @@
     </w:p>
     <w:p>
       <w:pPr>
+        <w:spacing w:line="259" w:lineRule="auto" w:after="60"/>
         <w:ind w:left="567"/>
       </w:pPr>
       <w:r>
@@ -814,11 +867,13 @@
     </w:p>
     <w:p>
       <w:pPr>
+        <w:spacing w:line="259" w:lineRule="auto" w:after="60"/>
         <w:ind w:left="567"/>
       </w:pPr>
     </w:p>
     <w:p>
       <w:pPr>
+        <w:spacing w:line="259" w:lineRule="auto" w:after="60"/>
         <w:ind w:left="567"/>
       </w:pPr>
       <w:r>
@@ -831,11 +886,13 @@
     </w:p>
     <w:p>
       <w:pPr>
+        <w:spacing w:line="259" w:lineRule="auto" w:after="60"/>
         <w:ind w:left="567"/>
       </w:pPr>
     </w:p>
     <w:p>
       <w:pPr>
+        <w:spacing w:line="259" w:lineRule="auto" w:after="60"/>
         <w:ind w:left="567"/>
       </w:pPr>
       <w:r>
@@ -886,11 +943,13 @@
     </w:p>
     <w:p>
       <w:pPr>
+        <w:spacing w:line="259" w:lineRule="auto" w:after="60"/>
         <w:ind w:left="567"/>
       </w:pPr>
     </w:p>
     <w:p>
       <w:pPr>
+        <w:spacing w:line="259" w:lineRule="auto" w:after="60"/>
         <w:ind w:left="567"/>
       </w:pPr>
       <w:r>
@@ -915,11 +974,13 @@
     </w:p>
     <w:p>
       <w:pPr>
+        <w:spacing w:line="259" w:lineRule="auto" w:after="60"/>
         <w:ind w:left="567"/>
       </w:pPr>
     </w:p>
     <w:p>
       <w:pPr>
+        <w:spacing w:line="259" w:lineRule="auto" w:after="60"/>
         <w:ind w:left="567"/>
       </w:pPr>
       <w:r>
@@ -932,6 +993,7 @@
     <w:p>
       <w:pPr>
         <w:pStyle w:val="Heading2"/>
+        <w:spacing w:line="259" w:lineRule="auto" w:after="60"/>
       </w:pPr>
       <w:r>
         <w:rPr>
@@ -1302,6 +1364,7 @@
     <w:p>
       <w:pPr>
         <w:pStyle w:val="Heading2"/>
+        <w:spacing w:line="259" w:lineRule="auto" w:after="60"/>
       </w:pPr>
       <w:r>
         <w:rPr>
@@ -1313,6 +1376,7 @@
     <w:p>
       <w:pPr>
         <w:pStyle w:val="ListBullet"/>
+        <w:spacing w:line="259" w:lineRule="auto" w:after="60"/>
       </w:pPr>
       <w:r>
         <w:t xml:space="preserve">Anlage A: Asset-Purchase-Agreement-Entwurf vom 12.06.2026 (Az. </w:t>
@@ -1327,6 +1391,7 @@
     <w:p>
       <w:pPr>
         <w:pStyle w:val="ListBullet"/>
+        <w:spacing w:line="259" w:lineRule="auto" w:after="60"/>
       </w:pPr>
       <w:r>
         <w:t xml:space="preserve">Anlage B: DD-Kurzbericht vom 12.06.2026 (Az. </w:t>
@@ -1341,6 +1406,7 @@
     <w:p>
       <w:pPr>
         <w:pStyle w:val="ListBullet"/>
+        <w:spacing w:line="259" w:lineRule="auto" w:after="60"/>
       </w:pPr>
       <w:r>
         <w:t xml:space="preserve">Anlage C: Bieter-Vergleichstabelle (Az. </w:t>
@@ -1355,6 +1421,7 @@
     <w:p>
       <w:pPr>
         <w:pStyle w:val="ListBullet"/>
+        <w:spacing w:line="259" w:lineRule="auto" w:after="60"/>
       </w:pPr>
       <w:r>
         <w:t xml:space="preserve">Anlage D: Asset-Inventur, Kundendaten-B2B und -B2C (Az. </w:t>
@@ -1369,19 +1436,65 @@
     <w:p>
       <w:pPr>
         <w:pStyle w:val="ListBullet"/>
+        <w:spacing w:line="259" w:lineRule="auto" w:after="60"/>
       </w:pPr>
       <w:r>
         <w:t>Anlage E: interne Risikomatrix zu möglichen Pflichtverletzungen nach Paragraf 60 InsO, in der Verwalterhandakte vollständig abgelegt und dem Gläubigerausschuss in der Sitzung erläutert.</w:t>
       </w:r>
     </w:p>
     <w:sectPr>
+      <w:headerReference w:type="default" r:id="rId9"/>
+      <w:footerReference w:type="default" r:id="rId10"/>
       <w:pgSz w:w="11906" w:h="16838"/>
-      <w:pgMar w:top="1417" w:right="1417" w:bottom="1417" w:left="1417" w:header="720" w:footer="720" w:gutter="0"/>
+      <w:pgMar w:top="1191" w:right="1247" w:bottom="1134" w:left="1361" w:header="720" w:footer="720" w:gutter="0"/>
       <w:cols w:space="720"/>
       <w:docGrid w:linePitch="360"/>
     </w:sectPr>
   </w:body>
 </w:document>
+</file>
+
+<file path=word/footer1.xml><?xml version="1.0" encoding="utf-8"?>
+<w:ftr xmlns:m="http://schemas.openxmlformats.org/officeDocument/2006/math" xmlns:mc="http://schemas.openxmlformats.org/markup-compatibility/2006" xmlns:mo="http://schemas.microsoft.com/office/mac/office/2008/main" xmlns:mv="urn:schemas-microsoft-com:mac:vml" xmlns:o="urn:schemas-microsoft-com:office:office" xmlns:r="http://schemas.openxmlformats.org/officeDocument/2006/relationships" xmlns:v="urn:schemas-microsoft-com:vml" xmlns:w10="urn:schemas-microsoft-com:office:word" xmlns:w14="http://schemas.microsoft.com/office/word/2010/wordml" xmlns:w="http://schemas.openxmlformats.org/wordprocessingml/2006/main" xmlns:wne="http://schemas.microsoft.com/office/word/2006/wordml" xmlns:wp14="http://schemas.microsoft.com/office/word/2010/wordprocessingDrawing" xmlns:wp="http://schemas.openxmlformats.org/drawingml/2006/wordprocessingDrawing" xmlns:wpc="http://schemas.microsoft.com/office/word/2010/wordprocessingCanvas" xmlns:wpg="http://schemas.microsoft.com/office/word/2010/wordprocessingGroup" xmlns:wpi="http://schemas.microsoft.com/office/word/2010/wordprocessingInk" xmlns:wps="http://schemas.microsoft.com/office/word/2010/wordprocessingShape" mc:Ignorable="w14 wp14">
+  <w:p>
+    <w:pPr>
+      <w:pStyle w:val="Footer"/>
+      <w:jc w:val="left"/>
+    </w:pPr>
+    <w:r/>
+    <w:r>
+      <w:rPr>
+        <w:rFonts w:ascii="Times New Roman" w:hAnsi="Times New Roman"/>
+        <w:b w:val="0"/>
+        <w:color w:val="777777"/>
+        <w:sz w:val="17"/>
+      </w:rPr>
+      <w:t>Vertraulich | Bearbeitungsstand Juli 2026 | nur zur Aktenbearbeitung</w:t>
+    </w:r>
+  </w:p>
+</w:ftr>
+</file>
+
+<file path=word/header1.xml><?xml version="1.0" encoding="utf-8"?>
+<w:hdr xmlns:m="http://schemas.openxmlformats.org/officeDocument/2006/math" xmlns:mc="http://schemas.openxmlformats.org/markup-compatibility/2006" xmlns:mo="http://schemas.microsoft.com/office/mac/office/2008/main" xmlns:mv="urn:schemas-microsoft-com:mac:vml" xmlns:o="urn:schemas-microsoft-com:office:office" xmlns:r="http://schemas.openxmlformats.org/officeDocument/2006/relationships" xmlns:v="urn:schemas-microsoft-com:vml" xmlns:w10="urn:schemas-microsoft-com:office:word" xmlns:w14="http://schemas.microsoft.com/office/word/2010/wordml" xmlns:w="http://schemas.openxmlformats.org/wordprocessingml/2006/main" xmlns:wne="http://schemas.microsoft.com/office/word/2006/wordml" xmlns:wp14="http://schemas.microsoft.com/office/word/2010/wordprocessingDrawing" xmlns:wp="http://schemas.openxmlformats.org/drawingml/2006/wordprocessingDrawing" xmlns:wpc="http://schemas.microsoft.com/office/word/2010/wordprocessingCanvas" xmlns:wpg="http://schemas.microsoft.com/office/word/2010/wordprocessingGroup" xmlns:wpi="http://schemas.microsoft.com/office/word/2010/wordprocessingInk" xmlns:wps="http://schemas.microsoft.com/office/word/2010/wordprocessingShape" mc:Ignorable="w14 wp14">
+  <w:p>
+    <w:pPr>
+      <w:pStyle w:val="Header"/>
+      <w:jc w:val="left"/>
+    </w:pPr>
+    <w:r/>
+    <w:r>
+      <w:rPr>
+        <w:rFonts w:ascii="Times New Roman" w:hAnsi="Times New Roman"/>
+        <w:b w:val="0"/>
+        <w:i w:val="0"/>
+        <w:color w:val="666666"/>
+        <w:sz w:val="17"/>
+      </w:rPr>
+      <w:t>Lindenhof und Partner mbB | Insolvenz- und Restrukturierungsakte | Bearbeitungsstand Juli 2026</w:t>
+    </w:r>
+  </w:p>
+</w:hdr>
 </file>
 
 <file path=word/numbering.xml><?xml version="1.0" encoding="utf-8"?>
@@ -2098,11 +2211,12 @@
       <w:contextualSpacing/>
     </w:pPr>
     <w:rPr>
-      <w:rFonts w:asciiTheme="majorHAnsi" w:eastAsiaTheme="majorEastAsia" w:hAnsiTheme="majorHAnsi" w:cstheme="majorBidi"/>
+      <w:rFonts w:asciiTheme="majorHAnsi" w:eastAsiaTheme="majorEastAsia" w:hAnsiTheme="majorHAnsi" w:cstheme="majorBidi" w:ascii="Times New Roman" w:hAnsi="Times New Roman"/>
+      <w:b/>
       <w:color w:val="17365D" w:themeColor="text2" w:themeShade="BF"/>
       <w:spacing w:val="5"/>
       <w:kern w:val="28"/>
-      <w:sz w:val="52"/>
+      <w:sz w:val="30"/>
       <w:szCs w:val="52"/>
     </w:rPr>
   </w:style>

--- a/testakten/insolvenz-asset-deal-chaincortex-ai-berlin/06_glaeubigerausschuss-zustimmung-160-inso.docx
+++ b/testakten/insolvenz-asset-deal-chaincortex-ai-berlin/06_glaeubigerausschuss-zustimmung-160-inso.docx
@@ -825,19 +825,7 @@
         <w:spacing w:line="259" w:lineRule="auto" w:after="60"/>
       </w:pPr>
       <w:r>
-        <w:rPr>
-          <w:b/>
-        </w:rPr>
-        <w:t>DSGVO-Bußgeldrisiko:</w:t>
-      </w:r>
-      <w:r>
-        <w:t xml:space="preserve"> detailliert geprüft (</w:t>
-      </w:r>
-      <w:r>
-        <w:t>07_…</w:t>
-      </w:r>
-      <w:r>
-        <w:t>). Mit Information nach Art. 14 DSGVO und 30-Tages-Widerspruchsfrist beherrscht.</w:t>
+        <w:t>Datenschutzrisiko: detailliert in Aktenstück 07 geprüft. Die Freigabe setzt die Trennung von B2B-Kontaktdaten, B2C-Neuvertragsdaten und reinen Aufbewahrungsdaten voraus. Privatkundendaten werden zu Neuvertragszwecken nur nach positiver Kundenreaktion oder unmittelbarer Erhebung durch Voracis übertragen.</w:t>
       </w:r>
     </w:p>
     <w:p>
